--- a/apps/web/public/documentation/library/files/sales/SERVICEPRO-ENTERPRISE-PLATFORM.docx
+++ b/apps/web/public/documentation/library/files/sales/SERVICEPRO-ENTERPRISE-PLATFORM.docx
@@ -67,9 +67,11 @@
       <w:pPr>
         <w:pStyle w:val="Heading1"/>
       </w:pPr>
+      <w:bookmarkStart w:id="1" w:name="document_control"/>
       <w:r>
         <w:t>Document Control</w:t>
       </w:r>
+      <w:bookmarkEnd w:id="1"/>
     </w:p>
     <w:tbl>
       <w:tblPr>
@@ -250,21 +252,1521 @@
     </w:tbl>
     <w:p>
       <w:r>
-        <w:t>Navigation note: use Word's Navigation Pane to move through the heading hierarchy. The source document's linked table of contents is retained below.</w:t>
-      </w:r>
+        <w:t>Use the linked table of contents below or Word's Navigation Pane to move through this document.</w:t>
+      </w:r>
+    </w:p>
+    <w:p>
+      <w:pPr>
+        <w:pStyle w:val="Heading1"/>
+      </w:pPr>
+      <w:bookmarkStart w:id="2" w:name="table_of_contents"/>
+      <w:r>
+        <w:t>Table of Contents</w:t>
+      </w:r>
+      <w:bookmarkEnd w:id="2"/>
     </w:p>
     <w:p>
       <w:pPr>
         <w:spacing w:after="60"/>
       </w:pPr>
+      <w:hyperlink w:anchor="document_control">
+        <w:r>
+          <w:rPr>
+            <w:rStyle w:val="Hyperlink"/>
+          </w:rPr>
+          <w:t>Document Control</w:t>
+        </w:r>
+      </w:hyperlink>
+    </w:p>
+    <w:p>
+      <w:pPr>
+        <w:spacing w:after="60"/>
+        <w:ind w:left="0"/>
+      </w:pPr>
+      <w:hyperlink w:anchor="section_001">
+        <w:r>
+          <w:rPr>
+            <w:rStyle w:val="Hyperlink"/>
+          </w:rPr>
+          <w:t>Table of Contents</w:t>
+        </w:r>
+      </w:hyperlink>
+    </w:p>
+    <w:p>
+      <w:pPr>
+        <w:spacing w:after="60"/>
+        <w:ind w:left="0"/>
+      </w:pPr>
+      <w:hyperlink w:anchor="section_002">
+        <w:r>
+          <w:rPr>
+            <w:rStyle w:val="Hyperlink"/>
+          </w:rPr>
+          <w:t>1. Executive Summary</w:t>
+        </w:r>
+      </w:hyperlink>
+    </w:p>
+    <w:p>
+      <w:pPr>
+        <w:spacing w:after="60"/>
+        <w:ind w:left="317"/>
+      </w:pPr>
+      <w:hyperlink w:anchor="section_003">
+        <w:r>
+          <w:rPr>
+            <w:rStyle w:val="Hyperlink"/>
+          </w:rPr>
+          <w:t>Why ServicePro</w:t>
+        </w:r>
+      </w:hyperlink>
+    </w:p>
+    <w:p>
+      <w:pPr>
+        <w:spacing w:after="60"/>
+        <w:ind w:left="0"/>
+      </w:pPr>
+      <w:hyperlink w:anchor="section_004">
+        <w:r>
+          <w:rPr>
+            <w:rStyle w:val="Hyperlink"/>
+          </w:rPr>
+          <w:t>2. Business Challenges ServicePro Addresses</w:t>
+        </w:r>
+      </w:hyperlink>
+    </w:p>
+    <w:p>
+      <w:pPr>
+        <w:spacing w:after="60"/>
+        <w:ind w:left="0"/>
+      </w:pPr>
+      <w:hyperlink w:anchor="section_005">
+        <w:r>
+          <w:rPr>
+            <w:rStyle w:val="Hyperlink"/>
+          </w:rPr>
+          <w:t>3. Product Overview</w:t>
+        </w:r>
+      </w:hyperlink>
+    </w:p>
+    <w:p>
+      <w:pPr>
+        <w:spacing w:after="60"/>
+        <w:ind w:left="317"/>
+      </w:pPr>
+      <w:hyperlink w:anchor="section_006">
+        <w:r>
+          <w:rPr>
+            <w:rStyle w:val="Hyperlink"/>
+          </w:rPr>
+          <w:t>Application Ecosystem</w:t>
+        </w:r>
+      </w:hyperlink>
+    </w:p>
+    <w:p>
+      <w:pPr>
+        <w:spacing w:after="60"/>
+        <w:ind w:left="317"/>
+      </w:pPr>
+      <w:hyperlink w:anchor="section_007">
+        <w:r>
+          <w:rPr>
+            <w:rStyle w:val="Hyperlink"/>
+          </w:rPr>
+          <w:t>Shared Packages</w:t>
+        </w:r>
+      </w:hyperlink>
+    </w:p>
+    <w:p>
+      <w:pPr>
+        <w:spacing w:after="60"/>
+        <w:ind w:left="317"/>
+      </w:pPr>
+      <w:hyperlink w:anchor="section_008">
+        <w:r>
+          <w:rPr>
+            <w:rStyle w:val="Hyperlink"/>
+          </w:rPr>
+          <w:t>Architecture Diagram</w:t>
+        </w:r>
+      </w:hyperlink>
+    </w:p>
+    <w:p>
+      <w:pPr>
+        <w:spacing w:after="60"/>
+        <w:ind w:left="0"/>
+      </w:pPr>
+      <w:hyperlink w:anchor="section_009">
+        <w:r>
+          <w:rPr>
+            <w:rStyle w:val="Hyperlink"/>
+          </w:rPr>
+          <w:t>4. Capabilities Summary</w:t>
+        </w:r>
+      </w:hyperlink>
+    </w:p>
+    <w:p>
+      <w:pPr>
+        <w:spacing w:after="60"/>
+        <w:ind w:left="0"/>
+      </w:pPr>
+      <w:hyperlink w:anchor="section_010">
+        <w:r>
+          <w:rPr>
+            <w:rStyle w:val="Hyperlink"/>
+          </w:rPr>
+          <w:t>5. Feature-by-Feature Breakdown</w:t>
+        </w:r>
+      </w:hyperlink>
+    </w:p>
+    <w:p>
+      <w:pPr>
+        <w:spacing w:after="60"/>
+        <w:ind w:left="317"/>
+      </w:pPr>
+      <w:hyperlink w:anchor="section_011">
+        <w:r>
+          <w:rPr>
+            <w:rStyle w:val="Hyperlink"/>
+          </w:rPr>
+          <w:t>5.1 Platform Administration</w:t>
+        </w:r>
+      </w:hyperlink>
+    </w:p>
+    <w:p>
+      <w:pPr>
+        <w:spacing w:after="60"/>
+        <w:ind w:left="317"/>
+      </w:pPr>
+      <w:hyperlink w:anchor="section_012">
+        <w:r>
+          <w:rPr>
+            <w:rStyle w:val="Hyperlink"/>
+          </w:rPr>
+          <w:t>5.2 Tenant Management</w:t>
+        </w:r>
+      </w:hyperlink>
+    </w:p>
+    <w:p>
+      <w:pPr>
+        <w:spacing w:after="60"/>
+        <w:ind w:left="317"/>
+      </w:pPr>
+      <w:hyperlink w:anchor="section_013">
+        <w:r>
+          <w:rPr>
+            <w:rStyle w:val="Hyperlink"/>
+          </w:rPr>
+          <w:t>5.3 CRM and Sales</w:t>
+        </w:r>
+      </w:hyperlink>
+    </w:p>
+    <w:p>
+      <w:pPr>
+        <w:spacing w:after="60"/>
+        <w:ind w:left="317"/>
+      </w:pPr>
+      <w:hyperlink w:anchor="section_014">
+        <w:r>
+          <w:rPr>
+            <w:rStyle w:val="Hyperlink"/>
+          </w:rPr>
+          <w:t>5.4 Scheduling and Dispatch</w:t>
+        </w:r>
+      </w:hyperlink>
+    </w:p>
+    <w:p>
+      <w:pPr>
+        <w:spacing w:after="60"/>
+        <w:ind w:left="317"/>
+      </w:pPr>
+      <w:hyperlink w:anchor="section_015">
+        <w:r>
+          <w:rPr>
+            <w:rStyle w:val="Hyperlink"/>
+          </w:rPr>
+          <w:t>5.5 Customer Portal</w:t>
+        </w:r>
+      </w:hyperlink>
+    </w:p>
+    <w:p>
+      <w:pPr>
+        <w:spacing w:after="60"/>
+        <w:ind w:left="317"/>
+      </w:pPr>
+      <w:hyperlink w:anchor="section_016">
+        <w:r>
+          <w:rPr>
+            <w:rStyle w:val="Hyperlink"/>
+          </w:rPr>
+          <w:t>5.6 Inventory and Procurement</w:t>
+        </w:r>
+      </w:hyperlink>
+    </w:p>
+    <w:p>
+      <w:pPr>
+        <w:spacing w:after="60"/>
+        <w:ind w:left="317"/>
+      </w:pPr>
+      <w:hyperlink w:anchor="section_017">
+        <w:r>
+          <w:rPr>
+            <w:rStyle w:val="Hyperlink"/>
+          </w:rPr>
+          <w:t>5.7 Billing and Financial Operations</w:t>
+        </w:r>
+      </w:hyperlink>
+    </w:p>
+    <w:p>
+      <w:pPr>
+        <w:spacing w:after="60"/>
+        <w:ind w:left="317"/>
+      </w:pPr>
+      <w:hyperlink w:anchor="section_018">
+        <w:r>
+          <w:rPr>
+            <w:rStyle w:val="Hyperlink"/>
+          </w:rPr>
+          <w:t>5.8 Reporting and Analytics</w:t>
+        </w:r>
+      </w:hyperlink>
+    </w:p>
+    <w:p>
+      <w:pPr>
+        <w:spacing w:after="60"/>
+        <w:ind w:left="317"/>
+      </w:pPr>
+      <w:hyperlink w:anchor="section_019">
+        <w:r>
+          <w:rPr>
+            <w:rStyle w:val="Hyperlink"/>
+          </w:rPr>
+          <w:t>5.9 AI Capabilities</w:t>
+        </w:r>
+      </w:hyperlink>
+    </w:p>
+    <w:p>
+      <w:pPr>
+        <w:spacing w:after="60"/>
+        <w:ind w:left="317"/>
+      </w:pPr>
+      <w:hyperlink w:anchor="section_020">
+        <w:r>
+          <w:rPr>
+            <w:rStyle w:val="Hyperlink"/>
+          </w:rPr>
+          <w:t>5.10 Website Builder and Digital Growth</w:t>
+        </w:r>
+      </w:hyperlink>
+    </w:p>
+    <w:p>
+      <w:pPr>
+        <w:spacing w:after="60"/>
+        <w:ind w:left="317"/>
+      </w:pPr>
+      <w:hyperlink w:anchor="section_021">
+        <w:r>
+          <w:rPr>
+            <w:rStyle w:val="Hyperlink"/>
+          </w:rPr>
+          <w:t>5.11 Marketplace</w:t>
+        </w:r>
+      </w:hyperlink>
+    </w:p>
+    <w:p>
+      <w:pPr>
+        <w:spacing w:after="60"/>
+        <w:ind w:left="317"/>
+      </w:pPr>
+      <w:hyperlink w:anchor="section_022">
+        <w:r>
+          <w:rPr>
+            <w:rStyle w:val="Hyperlink"/>
+          </w:rPr>
+          <w:t>5.12 Notifications and Communications</w:t>
+        </w:r>
+      </w:hyperlink>
+    </w:p>
+    <w:p>
+      <w:pPr>
+        <w:spacing w:after="60"/>
+        <w:ind w:left="317"/>
+      </w:pPr>
+      <w:hyperlink w:anchor="section_023">
+        <w:r>
+          <w:rPr>
+            <w:rStyle w:val="Hyperlink"/>
+          </w:rPr>
+          <w:t>5.13 Files, Documents, and Media</w:t>
+        </w:r>
+      </w:hyperlink>
+    </w:p>
+    <w:p>
+      <w:pPr>
+        <w:spacing w:after="60"/>
+        <w:ind w:left="317"/>
+      </w:pPr>
+      <w:hyperlink w:anchor="section_024">
+        <w:r>
+          <w:rPr>
+            <w:rStyle w:val="Hyperlink"/>
+          </w:rPr>
+          <w:t>5.14 Authentication, Authorization, and Security</w:t>
+        </w:r>
+      </w:hyperlink>
+    </w:p>
+    <w:p>
+      <w:pPr>
+        <w:spacing w:after="60"/>
+        <w:ind w:left="317"/>
+      </w:pPr>
+      <w:hyperlink w:anchor="section_025">
+        <w:r>
+          <w:rPr>
+            <w:rStyle w:val="Hyperlink"/>
+          </w:rPr>
+          <w:t>5.15 Automation and Enterprise Operations</w:t>
+        </w:r>
+      </w:hyperlink>
+    </w:p>
+    <w:p>
+      <w:pPr>
+        <w:spacing w:after="60"/>
+        <w:ind w:left="317"/>
+      </w:pPr>
+      <w:hyperlink w:anchor="section_026">
+        <w:r>
+          <w:rPr>
+            <w:rStyle w:val="Hyperlink"/>
+          </w:rPr>
+          <w:t>5.16 APIs and Integrations</w:t>
+        </w:r>
+      </w:hyperlink>
+    </w:p>
+    <w:p>
+      <w:pPr>
+        <w:spacing w:after="60"/>
+        <w:ind w:left="0"/>
+      </w:pPr>
+      <w:hyperlink w:anchor="section_027">
+        <w:r>
+          <w:rPr>
+            <w:rStyle w:val="Hyperlink"/>
+          </w:rPr>
+          <w:t>6. Role-Based Value</w:t>
+        </w:r>
+      </w:hyperlink>
+    </w:p>
+    <w:p>
+      <w:pPr>
+        <w:spacing w:after="60"/>
+        <w:ind w:left="317"/>
+      </w:pPr>
+      <w:hyperlink w:anchor="section_028">
+        <w:r>
+          <w:rPr>
+            <w:rStyle w:val="Hyperlink"/>
+          </w:rPr>
+          <w:t>Business Owner</w:t>
+        </w:r>
+      </w:hyperlink>
+    </w:p>
+    <w:p>
+      <w:pPr>
+        <w:spacing w:after="60"/>
+        <w:ind w:left="317"/>
+      </w:pPr>
+      <w:hyperlink w:anchor="section_029">
+        <w:r>
+          <w:rPr>
+            <w:rStyle w:val="Hyperlink"/>
+          </w:rPr>
+          <w:t>Executive / Senior Manager</w:t>
+        </w:r>
+      </w:hyperlink>
+    </w:p>
+    <w:p>
+      <w:pPr>
+        <w:spacing w:after="60"/>
+        <w:ind w:left="317"/>
+      </w:pPr>
+      <w:hyperlink w:anchor="section_030">
+        <w:r>
+          <w:rPr>
+            <w:rStyle w:val="Hyperlink"/>
+          </w:rPr>
+          <w:t>Platform Administrator</w:t>
+        </w:r>
+      </w:hyperlink>
+    </w:p>
+    <w:p>
+      <w:pPr>
+        <w:spacing w:after="60"/>
+        <w:ind w:left="317"/>
+      </w:pPr>
+      <w:hyperlink w:anchor="section_031">
+        <w:r>
+          <w:rPr>
+            <w:rStyle w:val="Hyperlink"/>
+          </w:rPr>
+          <w:t>Tenant Administrator (Company Admin)</w:t>
+        </w:r>
+      </w:hyperlink>
+    </w:p>
+    <w:p>
+      <w:pPr>
+        <w:spacing w:after="60"/>
+        <w:ind w:left="317"/>
+      </w:pPr>
+      <w:hyperlink w:anchor="section_032">
+        <w:r>
+          <w:rPr>
+            <w:rStyle w:val="Hyperlink"/>
+          </w:rPr>
+          <w:t>Operations Manager</w:t>
+        </w:r>
+      </w:hyperlink>
+    </w:p>
+    <w:p>
+      <w:pPr>
+        <w:spacing w:after="60"/>
+        <w:ind w:left="317"/>
+      </w:pPr>
+      <w:hyperlink w:anchor="section_033">
+        <w:r>
+          <w:rPr>
+            <w:rStyle w:val="Hyperlink"/>
+          </w:rPr>
+          <w:t>Dispatcher</w:t>
+        </w:r>
+      </w:hyperlink>
+    </w:p>
+    <w:p>
+      <w:pPr>
+        <w:spacing w:after="60"/>
+        <w:ind w:left="317"/>
+      </w:pPr>
+      <w:hyperlink w:anchor="section_034">
+        <w:r>
+          <w:rPr>
+            <w:rStyle w:val="Hyperlink"/>
+          </w:rPr>
+          <w:t>Technician</w:t>
+        </w:r>
+      </w:hyperlink>
+    </w:p>
+    <w:p>
+      <w:pPr>
+        <w:spacing w:after="60"/>
+        <w:ind w:left="317"/>
+      </w:pPr>
+      <w:hyperlink w:anchor="section_035">
+        <w:r>
+          <w:rPr>
+            <w:rStyle w:val="Hyperlink"/>
+          </w:rPr>
+          <w:t>Sales Representative</w:t>
+        </w:r>
+      </w:hyperlink>
+    </w:p>
+    <w:p>
+      <w:pPr>
+        <w:spacing w:after="60"/>
+        <w:ind w:left="317"/>
+      </w:pPr>
+      <w:hyperlink w:anchor="section_036">
+        <w:r>
+          <w:rPr>
+            <w:rStyle w:val="Hyperlink"/>
+          </w:rPr>
+          <w:t>Customer Service Representative</w:t>
+        </w:r>
+      </w:hyperlink>
+    </w:p>
+    <w:p>
+      <w:pPr>
+        <w:spacing w:after="60"/>
+        <w:ind w:left="317"/>
+      </w:pPr>
+      <w:hyperlink w:anchor="section_037">
+        <w:r>
+          <w:rPr>
+            <w:rStyle w:val="Hyperlink"/>
+          </w:rPr>
+          <w:t>Inventory Manager</w:t>
+        </w:r>
+      </w:hyperlink>
+    </w:p>
+    <w:p>
+      <w:pPr>
+        <w:spacing w:after="60"/>
+        <w:ind w:left="317"/>
+      </w:pPr>
+      <w:hyperlink w:anchor="section_038">
+        <w:r>
+          <w:rPr>
+            <w:rStyle w:val="Hyperlink"/>
+          </w:rPr>
+          <w:t>Finance User</w:t>
+        </w:r>
+      </w:hyperlink>
+    </w:p>
+    <w:p>
+      <w:pPr>
+        <w:spacing w:after="60"/>
+        <w:ind w:left="317"/>
+      </w:pPr>
+      <w:hyperlink w:anchor="section_039">
+        <w:r>
+          <w:rPr>
+            <w:rStyle w:val="Hyperlink"/>
+          </w:rPr>
+          <w:t>Marketing Manager</w:t>
+        </w:r>
+      </w:hyperlink>
+    </w:p>
+    <w:p>
+      <w:pPr>
+        <w:spacing w:after="60"/>
+        <w:ind w:left="317"/>
+      </w:pPr>
+      <w:hyperlink w:anchor="section_040">
+        <w:r>
+          <w:rPr>
+            <w:rStyle w:val="Hyperlink"/>
+          </w:rPr>
+          <w:t>Website Administrator</w:t>
+        </w:r>
+      </w:hyperlink>
+    </w:p>
+    <w:p>
+      <w:pPr>
+        <w:spacing w:after="60"/>
+        <w:ind w:left="317"/>
+      </w:pPr>
+      <w:hyperlink w:anchor="section_041">
+        <w:r>
+          <w:rPr>
+            <w:rStyle w:val="Hyperlink"/>
+          </w:rPr>
+          <w:t>Customer (Portal User)</w:t>
+        </w:r>
+      </w:hyperlink>
+    </w:p>
+    <w:p>
+      <w:pPr>
+        <w:spacing w:after="60"/>
+        <w:ind w:left="317"/>
+      </w:pPr>
+      <w:hyperlink w:anchor="section_042">
+        <w:r>
+          <w:rPr>
+            <w:rStyle w:val="Hyperlink"/>
+          </w:rPr>
+          <w:t>IT Administrator</w:t>
+        </w:r>
+      </w:hyperlink>
+    </w:p>
+    <w:p>
+      <w:pPr>
+        <w:spacing w:after="60"/>
+        <w:ind w:left="317"/>
+      </w:pPr>
+      <w:hyperlink w:anchor="section_043">
+        <w:r>
+          <w:rPr>
+            <w:rStyle w:val="Hyperlink"/>
+          </w:rPr>
+          <w:t>Security Reviewer</w:t>
+        </w:r>
+      </w:hyperlink>
+    </w:p>
+    <w:p>
+      <w:pPr>
+        <w:spacing w:after="60"/>
+        <w:ind w:left="317"/>
+      </w:pPr>
+      <w:hyperlink w:anchor="section_044">
+        <w:r>
+          <w:rPr>
+            <w:rStyle w:val="Hyperlink"/>
+          </w:rPr>
+          <w:t>Developer / Integration Partner</w:t>
+        </w:r>
+      </w:hyperlink>
+    </w:p>
+    <w:p>
+      <w:pPr>
+        <w:spacing w:after="60"/>
+        <w:ind w:left="0"/>
+      </w:pPr>
+      <w:hyperlink w:anchor="section_045">
+        <w:r>
+          <w:rPr>
+            <w:rStyle w:val="Hyperlink"/>
+          </w:rPr>
+          <w:t>7. Industry Applications</w:t>
+        </w:r>
+      </w:hyperlink>
+    </w:p>
+    <w:p>
+      <w:pPr>
+        <w:spacing w:after="60"/>
+        <w:ind w:left="0"/>
+      </w:pPr>
+      <w:hyperlink w:anchor="section_046">
+        <w:r>
+          <w:rPr>
+            <w:rStyle w:val="Hyperlink"/>
+          </w:rPr>
+          <w:t>8. Pricing and Packaging</w:t>
+        </w:r>
+      </w:hyperlink>
+    </w:p>
+    <w:p>
+      <w:pPr>
+        <w:spacing w:after="60"/>
+        <w:ind w:left="317"/>
+      </w:pPr>
+      <w:hyperlink w:anchor="section_047">
+        <w:r>
+          <w:rPr>
+            <w:rStyle w:val="Hyperlink"/>
+          </w:rPr>
+          <w:t>Tier Overview</w:t>
+        </w:r>
+      </w:hyperlink>
+    </w:p>
+    <w:p>
+      <w:pPr>
+        <w:spacing w:after="60"/>
+        <w:ind w:left="317"/>
+      </w:pPr>
+      <w:hyperlink w:anchor="section_048">
+        <w:r>
+          <w:rPr>
+            <w:rStyle w:val="Hyperlink"/>
+          </w:rPr>
+          <w:t>Feature Comparison</w:t>
+        </w:r>
+      </w:hyperlink>
+    </w:p>
+    <w:p>
+      <w:pPr>
+        <w:spacing w:after="60"/>
+        <w:ind w:left="0"/>
+      </w:pPr>
+      <w:hyperlink w:anchor="section_049">
+        <w:r>
+          <w:rPr>
+            <w:rStyle w:val="Hyperlink"/>
+          </w:rPr>
+          <w:t>9. Enterprise Technical Capabilities</w:t>
+        </w:r>
+      </w:hyperlink>
+    </w:p>
+    <w:p>
+      <w:pPr>
+        <w:spacing w:after="60"/>
+        <w:ind w:left="317"/>
+      </w:pPr>
+      <w:hyperlink w:anchor="section_050">
+        <w:r>
+          <w:rPr>
+            <w:rStyle w:val="Hyperlink"/>
+          </w:rPr>
+          <w:t>Multi-Tenant Architecture</w:t>
+        </w:r>
+      </w:hyperlink>
+    </w:p>
+    <w:p>
+      <w:pPr>
+        <w:spacing w:after="60"/>
+        <w:ind w:left="317"/>
+      </w:pPr>
+      <w:hyperlink w:anchor="section_051">
+        <w:r>
+          <w:rPr>
+            <w:rStyle w:val="Hyperlink"/>
+          </w:rPr>
+          <w:t>Data Storage</w:t>
+        </w:r>
+      </w:hyperlink>
+    </w:p>
+    <w:p>
+      <w:pPr>
+        <w:spacing w:after="60"/>
+        <w:ind w:left="317"/>
+      </w:pPr>
+      <w:hyperlink w:anchor="section_052">
+        <w:r>
+          <w:rPr>
+            <w:rStyle w:val="Hyperlink"/>
+          </w:rPr>
+          <w:t>API Architecture</w:t>
+        </w:r>
+      </w:hyperlink>
+    </w:p>
+    <w:p>
+      <w:pPr>
+        <w:spacing w:after="60"/>
+        <w:ind w:left="317"/>
+      </w:pPr>
+      <w:hyperlink w:anchor="section_053">
+        <w:r>
+          <w:rPr>
+            <w:rStyle w:val="Hyperlink"/>
+          </w:rPr>
+          <w:t>Service Boundaries</w:t>
+        </w:r>
+      </w:hyperlink>
+    </w:p>
+    <w:p>
+      <w:pPr>
+        <w:spacing w:after="60"/>
+        <w:ind w:left="317"/>
+      </w:pPr>
+      <w:hyperlink w:anchor="section_054">
+        <w:r>
+          <w:rPr>
+            <w:rStyle w:val="Hyperlink"/>
+          </w:rPr>
+          <w:t>Build and Deployment Pipeline</w:t>
+        </w:r>
+      </w:hyperlink>
+    </w:p>
+    <w:p>
+      <w:pPr>
+        <w:spacing w:after="60"/>
+        <w:ind w:left="317"/>
+      </w:pPr>
+      <w:hyperlink w:anchor="section_055">
+        <w:r>
+          <w:rPr>
+            <w:rStyle w:val="Hyperlink"/>
+          </w:rPr>
+          <w:t>Technology Stack</w:t>
+        </w:r>
+      </w:hyperlink>
+    </w:p>
+    <w:p>
+      <w:pPr>
+        <w:spacing w:after="60"/>
+        <w:ind w:left="0"/>
+      </w:pPr>
+      <w:hyperlink w:anchor="section_056">
+        <w:r>
+          <w:rPr>
+            <w:rStyle w:val="Hyperlink"/>
+          </w:rPr>
+          <w:t>10. Deployment Options</w:t>
+        </w:r>
+      </w:hyperlink>
+    </w:p>
+    <w:p>
+      <w:pPr>
+        <w:spacing w:after="60"/>
+        <w:ind w:left="317"/>
+      </w:pPr>
+      <w:hyperlink w:anchor="section_057">
+        <w:r>
+          <w:rPr>
+            <w:rStyle w:val="Hyperlink"/>
+          </w:rPr>
+          <w:t>Current Production Architecture</w:t>
+        </w:r>
+      </w:hyperlink>
+    </w:p>
+    <w:p>
+      <w:pPr>
+        <w:spacing w:after="60"/>
+        <w:ind w:left="317"/>
+      </w:pPr>
+      <w:hyperlink w:anchor="section_058">
+        <w:r>
+          <w:rPr>
+            <w:rStyle w:val="Hyperlink"/>
+          </w:rPr>
+          <w:t>Subdomain Model</w:t>
+        </w:r>
+      </w:hyperlink>
+    </w:p>
+    <w:p>
+      <w:pPr>
+        <w:spacing w:after="60"/>
+        <w:ind w:left="317"/>
+      </w:pPr>
+      <w:hyperlink w:anchor="section_059">
+        <w:r>
+          <w:rPr>
+            <w:rStyle w:val="Hyperlink"/>
+          </w:rPr>
+          <w:t>Infrastructure Characteristics</w:t>
+        </w:r>
+      </w:hyperlink>
+    </w:p>
+    <w:p>
+      <w:pPr>
+        <w:spacing w:after="60"/>
+        <w:ind w:left="317"/>
+      </w:pPr>
+      <w:hyperlink w:anchor="section_060">
+        <w:r>
+          <w:rPr>
+            <w:rStyle w:val="Hyperlink"/>
+          </w:rPr>
+          <w:t>Containerized Deployment</w:t>
+        </w:r>
+      </w:hyperlink>
+    </w:p>
+    <w:p>
+      <w:pPr>
+        <w:spacing w:after="60"/>
+        <w:ind w:left="317"/>
+      </w:pPr>
+      <w:hyperlink w:anchor="section_061">
+        <w:r>
+          <w:rPr>
+            <w:rStyle w:val="Hyperlink"/>
+          </w:rPr>
+          <w:t>Environment Configuration</w:t>
+        </w:r>
+      </w:hyperlink>
+    </w:p>
+    <w:p>
+      <w:pPr>
+        <w:spacing w:after="60"/>
+        <w:ind w:left="0"/>
+      </w:pPr>
+      <w:hyperlink w:anchor="section_062">
+        <w:r>
+          <w:rPr>
+            <w:rStyle w:val="Hyperlink"/>
+          </w:rPr>
+          <w:t>11. Security and Governance</w:t>
+        </w:r>
+      </w:hyperlink>
+    </w:p>
+    <w:p>
+      <w:pPr>
+        <w:spacing w:after="60"/>
+        <w:ind w:left="317"/>
+      </w:pPr>
+      <w:hyperlink w:anchor="section_063">
+        <w:r>
+          <w:rPr>
+            <w:rStyle w:val="Hyperlink"/>
+          </w:rPr>
+          <w:t>Authentication Framework</w:t>
+        </w:r>
+      </w:hyperlink>
+    </w:p>
+    <w:p>
+      <w:pPr>
+        <w:spacing w:after="60"/>
+        <w:ind w:left="317"/>
+      </w:pPr>
+      <w:hyperlink w:anchor="section_064">
+        <w:r>
+          <w:rPr>
+            <w:rStyle w:val="Hyperlink"/>
+          </w:rPr>
+          <w:t>Authorization Model</w:t>
+        </w:r>
+      </w:hyperlink>
+    </w:p>
+    <w:p>
+      <w:pPr>
+        <w:spacing w:after="60"/>
+        <w:ind w:left="317"/>
+      </w:pPr>
+      <w:hyperlink w:anchor="section_065">
+        <w:r>
+          <w:rPr>
+            <w:rStyle w:val="Hyperlink"/>
+          </w:rPr>
+          <w:t>Tenant Data Isolation</w:t>
+        </w:r>
+      </w:hyperlink>
+    </w:p>
+    <w:p>
+      <w:pPr>
+        <w:spacing w:after="60"/>
+        <w:ind w:left="317"/>
+      </w:pPr>
+      <w:hyperlink w:anchor="section_066">
+        <w:r>
+          <w:rPr>
+            <w:rStyle w:val="Hyperlink"/>
+          </w:rPr>
+          <w:t>Security Middleware Stack</w:t>
+        </w:r>
+      </w:hyperlink>
+    </w:p>
+    <w:p>
+      <w:pPr>
+        <w:spacing w:after="60"/>
+        <w:ind w:left="317"/>
+      </w:pPr>
+      <w:hyperlink w:anchor="section_067">
+        <w:r>
+          <w:rPr>
+            <w:rStyle w:val="Hyperlink"/>
+          </w:rPr>
+          <w:t>Audit and Compliance</w:t>
+        </w:r>
+      </w:hyperlink>
+    </w:p>
+    <w:p>
+      <w:pPr>
+        <w:spacing w:after="60"/>
+        <w:ind w:left="317"/>
+      </w:pPr>
+      <w:hyperlink w:anchor="section_068">
+        <w:r>
+          <w:rPr>
+            <w:rStyle w:val="Hyperlink"/>
+          </w:rPr>
+          <w:t>What ServicePro Does NOT Claim</w:t>
+        </w:r>
+      </w:hyperlink>
+    </w:p>
+    <w:p>
+      <w:pPr>
+        <w:spacing w:after="60"/>
+        <w:ind w:left="0"/>
+      </w:pPr>
+      <w:hyperlink w:anchor="section_069">
+        <w:r>
+          <w:rPr>
+            <w:rStyle w:val="Hyperlink"/>
+          </w:rPr>
+          <w:t>12. Implementation and Adoption</w:t>
+        </w:r>
+      </w:hyperlink>
+    </w:p>
+    <w:p>
+      <w:pPr>
+        <w:spacing w:after="60"/>
+        <w:ind w:left="317"/>
+      </w:pPr>
+      <w:hyperlink w:anchor="section_070">
+        <w:r>
+          <w:rPr>
+            <w:rStyle w:val="Hyperlink"/>
+          </w:rPr>
+          <w:t>Implementation Phases</w:t>
+        </w:r>
+      </w:hyperlink>
+    </w:p>
+    <w:p>
+      <w:pPr>
+        <w:spacing w:after="60"/>
+        <w:ind w:left="634"/>
+      </w:pPr>
+      <w:hyperlink w:anchor="section_071">
+        <w:r>
+          <w:rPr>
+            <w:rStyle w:val="Hyperlink"/>
+          </w:rPr>
+          <w:t>Phase 1: Discovery and Planning (Week 1–2)</w:t>
+        </w:r>
+      </w:hyperlink>
+    </w:p>
+    <w:p>
+      <w:pPr>
+        <w:spacing w:after="60"/>
+        <w:ind w:left="634"/>
+      </w:pPr>
+      <w:hyperlink w:anchor="section_072">
+        <w:r>
+          <w:rPr>
+            <w:rStyle w:val="Hyperlink"/>
+          </w:rPr>
+          <w:t>Phase 2: Configuration and Setup (Week 2–4)</w:t>
+        </w:r>
+      </w:hyperlink>
+    </w:p>
+    <w:p>
+      <w:pPr>
+        <w:spacing w:after="60"/>
+        <w:ind w:left="634"/>
+      </w:pPr>
+      <w:hyperlink w:anchor="section_073">
+        <w:r>
+          <w:rPr>
+            <w:rStyle w:val="Hyperlink"/>
+          </w:rPr>
+          <w:t>Phase 3: Data Migration (Week 3–5)</w:t>
+        </w:r>
+      </w:hyperlink>
+    </w:p>
+    <w:p>
+      <w:pPr>
+        <w:spacing w:after="60"/>
+        <w:ind w:left="634"/>
+      </w:pPr>
+      <w:hyperlink w:anchor="section_074">
+        <w:r>
+          <w:rPr>
+            <w:rStyle w:val="Hyperlink"/>
+          </w:rPr>
+          <w:t>Phase 4: Training and Validation (Week 4–6)</w:t>
+        </w:r>
+      </w:hyperlink>
+    </w:p>
+    <w:p>
+      <w:pPr>
+        <w:spacing w:after="60"/>
+        <w:ind w:left="634"/>
+      </w:pPr>
+      <w:hyperlink w:anchor="section_075">
+        <w:r>
+          <w:rPr>
+            <w:rStyle w:val="Hyperlink"/>
+          </w:rPr>
+          <w:t>Phase 5: Go-Live and Hypercare (Week 6–8)</w:t>
+        </w:r>
+      </w:hyperlink>
+    </w:p>
+    <w:p>
+      <w:pPr>
+        <w:spacing w:after="60"/>
+        <w:ind w:left="634"/>
+      </w:pPr>
+      <w:hyperlink w:anchor="section_076">
+        <w:r>
+          <w:rPr>
+            <w:rStyle w:val="Hyperlink"/>
+          </w:rPr>
+          <w:t>Phase 6: Optimization (Ongoing)</w:t>
+        </w:r>
+      </w:hyperlink>
+    </w:p>
+    <w:p>
+      <w:pPr>
+        <w:spacing w:after="60"/>
+        <w:ind w:left="317"/>
+      </w:pPr>
+      <w:hyperlink w:anchor="section_077">
+        <w:r>
+          <w:rPr>
+            <w:rStyle w:val="Hyperlink"/>
+          </w:rPr>
+          <w:t>Training Resources</w:t>
+        </w:r>
+      </w:hyperlink>
+    </w:p>
+    <w:p>
+      <w:pPr>
+        <w:spacing w:after="60"/>
+        <w:ind w:left="0"/>
+      </w:pPr>
+      <w:hyperlink w:anchor="section_078">
+        <w:r>
+          <w:rPr>
+            <w:rStyle w:val="Hyperlink"/>
+          </w:rPr>
+          <w:t>13. Business Outcomes</w:t>
+        </w:r>
+      </w:hyperlink>
+    </w:p>
+    <w:p>
+      <w:pPr>
+        <w:spacing w:after="60"/>
+        <w:ind w:left="317"/>
+      </w:pPr>
+      <w:hyperlink w:anchor="section_079">
+        <w:r>
+          <w:rPr>
+            <w:rStyle w:val="Hyperlink"/>
+          </w:rPr>
+          <w:t>Operational Efficiency</w:t>
+        </w:r>
+      </w:hyperlink>
+    </w:p>
+    <w:p>
+      <w:pPr>
+        <w:spacing w:after="60"/>
+        <w:ind w:left="317"/>
+      </w:pPr>
+      <w:hyperlink w:anchor="section_080">
+        <w:r>
+          <w:rPr>
+            <w:rStyle w:val="Hyperlink"/>
+          </w:rPr>
+          <w:t>Revenue Impact</w:t>
+        </w:r>
+      </w:hyperlink>
+    </w:p>
+    <w:p>
+      <w:pPr>
+        <w:spacing w:after="60"/>
+        <w:ind w:left="317"/>
+      </w:pPr>
+      <w:hyperlink w:anchor="section_081">
+        <w:r>
+          <w:rPr>
+            <w:rStyle w:val="Hyperlink"/>
+          </w:rPr>
+          <w:t>Customer Experience</w:t>
+        </w:r>
+      </w:hyperlink>
+    </w:p>
+    <w:p>
+      <w:pPr>
+        <w:spacing w:after="60"/>
+        <w:ind w:left="317"/>
+      </w:pPr>
+      <w:hyperlink w:anchor="section_082">
+        <w:r>
+          <w:rPr>
+            <w:rStyle w:val="Hyperlink"/>
+          </w:rPr>
+          <w:t>Team Productivity</w:t>
+        </w:r>
+      </w:hyperlink>
+    </w:p>
+    <w:p>
+      <w:pPr>
+        <w:spacing w:after="60"/>
+        <w:ind w:left="0"/>
+      </w:pPr>
+      <w:hyperlink w:anchor="section_083">
+        <w:r>
+          <w:rPr>
+            <w:rStyle w:val="Hyperlink"/>
+          </w:rPr>
+          <w:t>14. Competitive Differentiators</w:t>
+        </w:r>
+      </w:hyperlink>
+    </w:p>
+    <w:p>
+      <w:pPr>
+        <w:spacing w:after="60"/>
+        <w:ind w:left="317"/>
+      </w:pPr>
+      <w:hyperlink w:anchor="section_084">
+        <w:r>
+          <w:rPr>
+            <w:rStyle w:val="Hyperlink"/>
+          </w:rPr>
+          <w:t>Unified Data Model</w:t>
+        </w:r>
+      </w:hyperlink>
+    </w:p>
+    <w:p>
+      <w:pPr>
+        <w:spacing w:after="60"/>
+        <w:ind w:left="317"/>
+      </w:pPr>
+      <w:hyperlink w:anchor="section_085">
+        <w:r>
+          <w:rPr>
+            <w:rStyle w:val="Hyperlink"/>
+          </w:rPr>
+          <w:t>Multi-Tenant from Day One</w:t>
+        </w:r>
+      </w:hyperlink>
+    </w:p>
+    <w:p>
+      <w:pPr>
+        <w:spacing w:after="60"/>
+        <w:ind w:left="317"/>
+      </w:pPr>
+      <w:hyperlink w:anchor="section_086">
+        <w:r>
+          <w:rPr>
+            <w:rStyle w:val="Hyperlink"/>
+          </w:rPr>
+          <w:t>Trade-Specific Configuration via Marketplace</w:t>
+        </w:r>
+      </w:hyperlink>
+    </w:p>
+    <w:p>
+      <w:pPr>
+        <w:spacing w:after="60"/>
+        <w:ind w:left="317"/>
+      </w:pPr>
+      <w:hyperlink w:anchor="section_087">
+        <w:r>
+          <w:rPr>
+            <w:rStyle w:val="Hyperlink"/>
+          </w:rPr>
+          <w:t>Customer Portal as First-Class Application</w:t>
+        </w:r>
+      </w:hyperlink>
+    </w:p>
+    <w:p>
+      <w:pPr>
+        <w:spacing w:after="60"/>
+        <w:ind w:left="317"/>
+      </w:pPr>
+      <w:hyperlink w:anchor="section_088">
+        <w:r>
+          <w:rPr>
+            <w:rStyle w:val="Hyperlink"/>
+          </w:rPr>
+          <w:t>Full-Stack Ownership</w:t>
+        </w:r>
+      </w:hyperlink>
+    </w:p>
+    <w:p>
+      <w:pPr>
+        <w:spacing w:after="60"/>
+        <w:ind w:left="317"/>
+      </w:pPr>
+      <w:hyperlink w:anchor="section_089">
+        <w:r>
+          <w:rPr>
+            <w:rStyle w:val="Hyperlink"/>
+          </w:rPr>
+          <w:t>API-First Architecture</w:t>
+        </w:r>
+      </w:hyperlink>
+    </w:p>
+    <w:p>
+      <w:pPr>
+        <w:spacing w:after="60"/>
+        <w:ind w:left="317"/>
+      </w:pPr>
+      <w:hyperlink w:anchor="section_090">
+        <w:r>
+          <w:rPr>
+            <w:rStyle w:val="Hyperlink"/>
+          </w:rPr>
+          <w:t>Progressive Complexity</w:t>
+        </w:r>
+      </w:hyperlink>
+    </w:p>
+    <w:p>
+      <w:pPr>
+        <w:spacing w:after="60"/>
+        <w:ind w:left="317"/>
+      </w:pPr>
+      <w:hyperlink w:anchor="section_091">
+        <w:r>
+          <w:rPr>
+            <w:rStyle w:val="Hyperlink"/>
+          </w:rPr>
+          <w:t>Security as Architecture (Not Afterthought)</w:t>
+        </w:r>
+      </w:hyperlink>
+    </w:p>
+    <w:p>
+      <w:pPr>
+        <w:spacing w:after="60"/>
+        <w:ind w:left="0"/>
+      </w:pPr>
+      <w:hyperlink w:anchor="section_092">
+        <w:r>
+          <w:rPr>
+            <w:rStyle w:val="Hyperlink"/>
+          </w:rPr>
+          <w:t>15. Buyer Evaluation Checklist</w:t>
+        </w:r>
+      </w:hyperlink>
+    </w:p>
+    <w:p>
+      <w:pPr>
+        <w:spacing w:after="60"/>
+        <w:ind w:left="317"/>
+      </w:pPr>
+      <w:hyperlink w:anchor="section_093">
+        <w:r>
+          <w:rPr>
+            <w:rStyle w:val="Hyperlink"/>
+          </w:rPr>
+          <w:t>Business Fit</w:t>
+        </w:r>
+      </w:hyperlink>
+    </w:p>
+    <w:p>
+      <w:pPr>
+        <w:spacing w:after="60"/>
+        <w:ind w:left="317"/>
+      </w:pPr>
+      <w:hyperlink w:anchor="section_094">
+        <w:r>
+          <w:rPr>
+            <w:rStyle w:val="Hyperlink"/>
+          </w:rPr>
+          <w:t>Workflow Requirements</w:t>
+        </w:r>
+      </w:hyperlink>
+    </w:p>
+    <w:p>
+      <w:pPr>
+        <w:spacing w:after="60"/>
+        <w:ind w:left="317"/>
+      </w:pPr>
+      <w:hyperlink w:anchor="section_095">
+        <w:r>
+          <w:rPr>
+            <w:rStyle w:val="Hyperlink"/>
+          </w:rPr>
+          <w:t>User Roles and Access</w:t>
+        </w:r>
+      </w:hyperlink>
+    </w:p>
+    <w:p>
+      <w:pPr>
+        <w:spacing w:after="60"/>
+        <w:ind w:left="317"/>
+      </w:pPr>
+      <w:hyperlink w:anchor="section_096">
+        <w:r>
+          <w:rPr>
+            <w:rStyle w:val="Hyperlink"/>
+          </w:rPr>
+          <w:t>Technical and Security</w:t>
+        </w:r>
+      </w:hyperlink>
+    </w:p>
+    <w:p>
+      <w:pPr>
+        <w:spacing w:after="60"/>
+        <w:ind w:left="317"/>
+      </w:pPr>
+      <w:hyperlink w:anchor="section_097">
+        <w:r>
+          <w:rPr>
+            <w:rStyle w:val="Hyperlink"/>
+          </w:rPr>
+          <w:t>Data and Integration</w:t>
+        </w:r>
+      </w:hyperlink>
+    </w:p>
+    <w:p>
+      <w:pPr>
+        <w:spacing w:after="60"/>
+        <w:ind w:left="317"/>
+      </w:pPr>
+      <w:hyperlink w:anchor="section_098">
+        <w:r>
+          <w:rPr>
+            <w:rStyle w:val="Hyperlink"/>
+          </w:rPr>
+          <w:t>Compliance and Governance</w:t>
+        </w:r>
+      </w:hyperlink>
+    </w:p>
+    <w:p>
+      <w:pPr>
+        <w:spacing w:after="60"/>
+        <w:ind w:left="317"/>
+      </w:pPr>
+      <w:hyperlink w:anchor="section_099">
+        <w:r>
+          <w:rPr>
+            <w:rStyle w:val="Hyperlink"/>
+          </w:rPr>
+          <w:t>Growth and Scale</w:t>
+        </w:r>
+      </w:hyperlink>
+    </w:p>
+    <w:p>
+      <w:pPr>
+        <w:spacing w:after="60"/>
+        <w:ind w:left="0"/>
+      </w:pPr>
+      <w:hyperlink w:anchor="section_100">
+        <w:r>
+          <w:rPr>
+            <w:rStyle w:val="Hyperlink"/>
+          </w:rPr>
+          <w:t>16. FAQ</w:t>
+        </w:r>
+      </w:hyperlink>
+    </w:p>
+    <w:p>
+      <w:pPr>
+        <w:spacing w:after="60"/>
+        <w:ind w:left="0"/>
+      </w:pPr>
+      <w:hyperlink w:anchor="section_101">
+        <w:r>
+          <w:rPr>
+            <w:rStyle w:val="Hyperlink"/>
+          </w:rPr>
+          <w:t>17. Next Steps and Call to Action</w:t>
+        </w:r>
+      </w:hyperlink>
+    </w:p>
+    <w:p>
+      <w:pPr>
+        <w:spacing w:after="60"/>
+        <w:ind w:left="317"/>
+      </w:pPr>
+      <w:hyperlink w:anchor="section_102">
+        <w:r>
+          <w:rPr>
+            <w:rStyle w:val="Hyperlink"/>
+          </w:rPr>
+          <w:t>Ready to Evaluate?</w:t>
+        </w:r>
+      </w:hyperlink>
+    </w:p>
+    <w:p>
+      <w:pPr>
+        <w:spacing w:after="60"/>
+        <w:ind w:left="317"/>
+      </w:pPr>
+      <w:hyperlink w:anchor="section_103">
+        <w:r>
+          <w:rPr>
+            <w:rStyle w:val="Hyperlink"/>
+          </w:rPr>
+          <w:t>For Partners</w:t>
+        </w:r>
+      </w:hyperlink>
+    </w:p>
+    <w:p>
+      <w:pPr>
+        <w:spacing w:after="60"/>
+        <w:ind w:left="317"/>
+      </w:pPr>
+      <w:hyperlink w:anchor="section_104">
+        <w:r>
+          <w:rPr>
+            <w:rStyle w:val="Hyperlink"/>
+          </w:rPr>
+          <w:t>For Investors</w:t>
+        </w:r>
+      </w:hyperlink>
+    </w:p>
+    <w:p>
+      <w:pPr>
+        <w:spacing w:after="60"/>
+        <w:ind w:left="0"/>
+      </w:pPr>
+      <w:hyperlink w:anchor="section_105">
+        <w:r>
+          <w:rPr>
+            <w:rStyle w:val="Hyperlink"/>
+          </w:rPr>
+          <w:t>18. Glossary</w:t>
+        </w:r>
+      </w:hyperlink>
+    </w:p>
+    <w:p>
+      <w:r>
+        <w:br w:type="page"/>
+      </w:r>
+    </w:p>
+    <w:p>
+      <w:pPr>
+        <w:spacing w:after="60"/>
+      </w:pPr>
     </w:p>
     <w:p>
       <w:pPr>
         <w:pStyle w:val="Heading1"/>
       </w:pPr>
+      <w:bookmarkStart w:id="3" w:name="section_001"/>
       <w:r>
         <w:t>Table of Contents</w:t>
       </w:r>
+      <w:bookmarkEnd w:id="3"/>
     </w:p>
     <w:p>
       <w:pPr>
@@ -419,9 +1921,11 @@
       <w:pPr>
         <w:pStyle w:val="Heading1"/>
       </w:pPr>
+      <w:bookmarkStart w:id="4" w:name="section_002"/>
       <w:r>
         <w:t>1. Executive Summary</w:t>
       </w:r>
+      <w:bookmarkEnd w:id="4"/>
     </w:p>
     <w:p>
       <w:r>
@@ -447,9 +1951,11 @@
       <w:pPr>
         <w:pStyle w:val="Heading2"/>
       </w:pPr>
+      <w:bookmarkStart w:id="5" w:name="section_003"/>
       <w:r>
         <w:t>Why ServicePro</w:t>
       </w:r>
+      <w:bookmarkEnd w:id="5"/>
     </w:p>
     <w:p>
       <w:pPr>
@@ -524,9 +2030,11 @@
       <w:pPr>
         <w:pStyle w:val="Heading1"/>
       </w:pPr>
+      <w:bookmarkStart w:id="6" w:name="section_004"/>
       <w:r>
         <w:t>2. Business Challenges ServicePro Addresses</w:t>
       </w:r>
+      <w:bookmarkEnd w:id="6"/>
     </w:p>
     <w:tbl>
       <w:tblPr>
@@ -1494,9 +3002,11 @@
       <w:pPr>
         <w:pStyle w:val="Heading1"/>
       </w:pPr>
+      <w:bookmarkStart w:id="7" w:name="section_005"/>
       <w:r>
         <w:t>3. Product Overview</w:t>
       </w:r>
+      <w:bookmarkEnd w:id="7"/>
     </w:p>
     <w:p>
       <w:r>
@@ -1507,9 +3017,11 @@
       <w:pPr>
         <w:pStyle w:val="Heading2"/>
       </w:pPr>
+      <w:bookmarkStart w:id="8" w:name="section_006"/>
       <w:r>
         <w:t>Application Ecosystem</w:t>
       </w:r>
+      <w:bookmarkEnd w:id="8"/>
     </w:p>
     <w:tbl>
       <w:tblPr>
@@ -1924,9 +3436,11 @@
       <w:pPr>
         <w:pStyle w:val="Heading2"/>
       </w:pPr>
+      <w:bookmarkStart w:id="9" w:name="section_007"/>
       <w:r>
         <w:t>Shared Packages</w:t>
       </w:r>
+      <w:bookmarkEnd w:id="9"/>
     </w:p>
     <w:tbl>
       <w:tblPr>
@@ -2861,9 +4375,11 @@
       <w:pPr>
         <w:pStyle w:val="Heading2"/>
       </w:pPr>
+      <w:bookmarkStart w:id="10" w:name="section_008"/>
       <w:r>
         <w:t>Architecture Diagram</w:t>
       </w:r>
+      <w:bookmarkEnd w:id="10"/>
     </w:p>
     <w:p>
       <w:pPr>
@@ -2923,9 +4439,11 @@
       <w:pPr>
         <w:pStyle w:val="Heading1"/>
       </w:pPr>
+      <w:bookmarkStart w:id="11" w:name="section_009"/>
       <w:r>
         <w:t>4. Capabilities Summary</w:t>
       </w:r>
+      <w:bookmarkEnd w:id="11"/>
     </w:p>
     <w:tbl>
       <w:tblPr>
@@ -4749,17 +6267,21 @@
       <w:pPr>
         <w:pStyle w:val="Heading1"/>
       </w:pPr>
+      <w:bookmarkStart w:id="12" w:name="section_010"/>
       <w:r>
         <w:t>5. Feature-by-Feature Breakdown</w:t>
       </w:r>
+      <w:bookmarkEnd w:id="12"/>
     </w:p>
     <w:p>
       <w:pPr>
         <w:pStyle w:val="Heading2"/>
       </w:pPr>
+      <w:bookmarkStart w:id="13" w:name="section_011"/>
       <w:r>
         <w:t>5.1 Platform Administration</w:t>
       </w:r>
+      <w:bookmarkEnd w:id="13"/>
     </w:p>
     <w:p>
       <w:r>
@@ -4913,9 +6435,11 @@
       <w:pPr>
         <w:pStyle w:val="Heading2"/>
       </w:pPr>
+      <w:bookmarkStart w:id="14" w:name="section_012"/>
       <w:r>
         <w:t>5.2 Tenant Management</w:t>
       </w:r>
+      <w:bookmarkEnd w:id="14"/>
     </w:p>
     <w:p>
       <w:r>
@@ -5045,9 +6569,11 @@
       <w:pPr>
         <w:pStyle w:val="Heading2"/>
       </w:pPr>
+      <w:bookmarkStart w:id="15" w:name="section_013"/>
       <w:r>
         <w:t>5.3 CRM and Sales</w:t>
       </w:r>
+      <w:bookmarkEnd w:id="15"/>
     </w:p>
     <w:p>
       <w:r>
@@ -5185,9 +6711,11 @@
       <w:pPr>
         <w:pStyle w:val="Heading2"/>
       </w:pPr>
+      <w:bookmarkStart w:id="16" w:name="section_014"/>
       <w:r>
         <w:t>5.4 Scheduling and Dispatch</w:t>
       </w:r>
+      <w:bookmarkEnd w:id="16"/>
     </w:p>
     <w:p>
       <w:r>
@@ -5333,9 +6861,11 @@
       <w:pPr>
         <w:pStyle w:val="Heading2"/>
       </w:pPr>
+      <w:bookmarkStart w:id="17" w:name="section_015"/>
       <w:r>
         <w:t>5.5 Customer Portal</w:t>
       </w:r>
+      <w:bookmarkEnd w:id="17"/>
     </w:p>
     <w:p>
       <w:r>
@@ -5481,9 +7011,11 @@
       <w:pPr>
         <w:pStyle w:val="Heading2"/>
       </w:pPr>
+      <w:bookmarkStart w:id="18" w:name="section_016"/>
       <w:r>
         <w:t>5.6 Inventory and Procurement</w:t>
       </w:r>
+      <w:bookmarkEnd w:id="18"/>
     </w:p>
     <w:p>
       <w:r>
@@ -5629,9 +7161,11 @@
       <w:pPr>
         <w:pStyle w:val="Heading2"/>
       </w:pPr>
+      <w:bookmarkStart w:id="19" w:name="section_017"/>
       <w:r>
         <w:t>5.7 Billing and Financial Operations</w:t>
       </w:r>
+      <w:bookmarkEnd w:id="19"/>
     </w:p>
     <w:p>
       <w:r>
@@ -5785,9 +7319,11 @@
       <w:pPr>
         <w:pStyle w:val="Heading2"/>
       </w:pPr>
+      <w:bookmarkStart w:id="20" w:name="section_018"/>
       <w:r>
         <w:t>5.8 Reporting and Analytics</w:t>
       </w:r>
+      <w:bookmarkEnd w:id="20"/>
     </w:p>
     <w:p>
       <w:r>
@@ -5917,9 +7453,11 @@
       <w:pPr>
         <w:pStyle w:val="Heading2"/>
       </w:pPr>
+      <w:bookmarkStart w:id="21" w:name="section_019"/>
       <w:r>
         <w:t>5.9 AI Capabilities</w:t>
       </w:r>
+      <w:bookmarkEnd w:id="21"/>
     </w:p>
     <w:p>
       <w:r>
@@ -6049,9 +7587,11 @@
       <w:pPr>
         <w:pStyle w:val="Heading2"/>
       </w:pPr>
+      <w:bookmarkStart w:id="22" w:name="section_020"/>
       <w:r>
         <w:t>5.10 Website Builder and Digital Growth</w:t>
       </w:r>
+      <w:bookmarkEnd w:id="22"/>
     </w:p>
     <w:p>
       <w:r>
@@ -6197,9 +7737,11 @@
       <w:pPr>
         <w:pStyle w:val="Heading2"/>
       </w:pPr>
+      <w:bookmarkStart w:id="23" w:name="section_021"/>
       <w:r>
         <w:t>5.11 Marketplace</w:t>
       </w:r>
+      <w:bookmarkEnd w:id="23"/>
     </w:p>
     <w:p>
       <w:r>
@@ -6329,9 +7871,11 @@
       <w:pPr>
         <w:pStyle w:val="Heading2"/>
       </w:pPr>
+      <w:bookmarkStart w:id="24" w:name="section_022"/>
       <w:r>
         <w:t>5.12 Notifications and Communications</w:t>
       </w:r>
+      <w:bookmarkEnd w:id="24"/>
     </w:p>
     <w:p>
       <w:r>
@@ -6453,9 +7997,11 @@
       <w:pPr>
         <w:pStyle w:val="Heading2"/>
       </w:pPr>
+      <w:bookmarkStart w:id="25" w:name="section_023"/>
       <w:r>
         <w:t>5.13 Files, Documents, and Media</w:t>
       </w:r>
+      <w:bookmarkEnd w:id="25"/>
     </w:p>
     <w:p>
       <w:r>
@@ -6577,9 +8123,11 @@
       <w:pPr>
         <w:pStyle w:val="Heading2"/>
       </w:pPr>
+      <w:bookmarkStart w:id="26" w:name="section_024"/>
       <w:r>
         <w:t>5.14 Authentication, Authorization, and Security</w:t>
       </w:r>
+      <w:bookmarkEnd w:id="26"/>
     </w:p>
     <w:p>
       <w:r>
@@ -6757,9 +8305,11 @@
       <w:pPr>
         <w:pStyle w:val="Heading2"/>
       </w:pPr>
+      <w:bookmarkStart w:id="27" w:name="section_025"/>
       <w:r>
         <w:t>5.15 Automation and Enterprise Operations</w:t>
       </w:r>
+      <w:bookmarkEnd w:id="27"/>
     </w:p>
     <w:p>
       <w:r>
@@ -6913,9 +8463,11 @@
       <w:pPr>
         <w:pStyle w:val="Heading2"/>
       </w:pPr>
+      <w:bookmarkStart w:id="28" w:name="section_026"/>
       <w:r>
         <w:t>5.16 APIs and Integrations</w:t>
       </w:r>
+      <w:bookmarkEnd w:id="28"/>
     </w:p>
     <w:p>
       <w:r>
@@ -7079,17 +8631,21 @@
       <w:pPr>
         <w:pStyle w:val="Heading1"/>
       </w:pPr>
+      <w:bookmarkStart w:id="29" w:name="section_027"/>
       <w:r>
         <w:t>6. Role-Based Value</w:t>
       </w:r>
+      <w:bookmarkEnd w:id="29"/>
     </w:p>
     <w:p>
       <w:pPr>
         <w:pStyle w:val="Heading2"/>
       </w:pPr>
+      <w:bookmarkStart w:id="30" w:name="section_028"/>
       <w:r>
         <w:t>Business Owner</w:t>
       </w:r>
+      <w:bookmarkEnd w:id="30"/>
     </w:p>
     <w:p>
       <w:pPr>
@@ -7135,9 +8691,11 @@
       <w:pPr>
         <w:pStyle w:val="Heading2"/>
       </w:pPr>
+      <w:bookmarkStart w:id="31" w:name="section_029"/>
       <w:r>
         <w:t>Executive / Senior Manager</w:t>
       </w:r>
+      <w:bookmarkEnd w:id="31"/>
     </w:p>
     <w:p>
       <w:pPr>
@@ -7175,9 +8733,11 @@
       <w:pPr>
         <w:pStyle w:val="Heading2"/>
       </w:pPr>
+      <w:bookmarkStart w:id="32" w:name="section_030"/>
       <w:r>
         <w:t>Platform Administrator</w:t>
       </w:r>
+      <w:bookmarkEnd w:id="32"/>
     </w:p>
     <w:p>
       <w:pPr>
@@ -7223,9 +8783,11 @@
       <w:pPr>
         <w:pStyle w:val="Heading2"/>
       </w:pPr>
+      <w:bookmarkStart w:id="33" w:name="section_031"/>
       <w:r>
         <w:t>Tenant Administrator (Company Admin)</w:t>
       </w:r>
+      <w:bookmarkEnd w:id="33"/>
     </w:p>
     <w:p>
       <w:pPr>
@@ -7271,9 +8833,11 @@
       <w:pPr>
         <w:pStyle w:val="Heading2"/>
       </w:pPr>
+      <w:bookmarkStart w:id="34" w:name="section_032"/>
       <w:r>
         <w:t>Operations Manager</w:t>
       </w:r>
+      <w:bookmarkEnd w:id="34"/>
     </w:p>
     <w:p>
       <w:pPr>
@@ -7319,9 +8883,11 @@
       <w:pPr>
         <w:pStyle w:val="Heading2"/>
       </w:pPr>
+      <w:bookmarkStart w:id="35" w:name="section_033"/>
       <w:r>
         <w:t>Dispatcher</w:t>
       </w:r>
+      <w:bookmarkEnd w:id="35"/>
     </w:p>
     <w:p>
       <w:pPr>
@@ -7367,9 +8933,11 @@
       <w:pPr>
         <w:pStyle w:val="Heading2"/>
       </w:pPr>
+      <w:bookmarkStart w:id="36" w:name="section_034"/>
       <w:r>
         <w:t>Technician</w:t>
       </w:r>
+      <w:bookmarkEnd w:id="36"/>
     </w:p>
     <w:p>
       <w:pPr>
@@ -7423,9 +8991,11 @@
       <w:pPr>
         <w:pStyle w:val="Heading2"/>
       </w:pPr>
+      <w:bookmarkStart w:id="37" w:name="section_035"/>
       <w:r>
         <w:t>Sales Representative</w:t>
       </w:r>
+      <w:bookmarkEnd w:id="37"/>
     </w:p>
     <w:p>
       <w:pPr>
@@ -7471,9 +9041,11 @@
       <w:pPr>
         <w:pStyle w:val="Heading2"/>
       </w:pPr>
+      <w:bookmarkStart w:id="38" w:name="section_036"/>
       <w:r>
         <w:t>Customer Service Representative</w:t>
       </w:r>
+      <w:bookmarkEnd w:id="38"/>
     </w:p>
     <w:p>
       <w:pPr>
@@ -7519,9 +9091,11 @@
       <w:pPr>
         <w:pStyle w:val="Heading2"/>
       </w:pPr>
+      <w:bookmarkStart w:id="39" w:name="section_037"/>
       <w:r>
         <w:t>Inventory Manager</w:t>
       </w:r>
+      <w:bookmarkEnd w:id="39"/>
     </w:p>
     <w:p>
       <w:pPr>
@@ -7567,9 +9141,11 @@
       <w:pPr>
         <w:pStyle w:val="Heading2"/>
       </w:pPr>
+      <w:bookmarkStart w:id="40" w:name="section_038"/>
       <w:r>
         <w:t>Finance User</w:t>
       </w:r>
+      <w:bookmarkEnd w:id="40"/>
     </w:p>
     <w:p>
       <w:pPr>
@@ -7615,9 +9191,11 @@
       <w:pPr>
         <w:pStyle w:val="Heading2"/>
       </w:pPr>
+      <w:bookmarkStart w:id="41" w:name="section_039"/>
       <w:r>
         <w:t>Marketing Manager</w:t>
       </w:r>
+      <w:bookmarkEnd w:id="41"/>
     </w:p>
     <w:p>
       <w:pPr>
@@ -7663,9 +9241,11 @@
       <w:pPr>
         <w:pStyle w:val="Heading2"/>
       </w:pPr>
+      <w:bookmarkStart w:id="42" w:name="section_040"/>
       <w:r>
         <w:t>Website Administrator</w:t>
       </w:r>
+      <w:bookmarkEnd w:id="42"/>
     </w:p>
     <w:p>
       <w:pPr>
@@ -7711,9 +9291,11 @@
       <w:pPr>
         <w:pStyle w:val="Heading2"/>
       </w:pPr>
+      <w:bookmarkStart w:id="43" w:name="section_041"/>
       <w:r>
         <w:t>Customer (Portal User)</w:t>
       </w:r>
+      <w:bookmarkEnd w:id="43"/>
     </w:p>
     <w:p>
       <w:pPr>
@@ -7775,9 +9357,11 @@
       <w:pPr>
         <w:pStyle w:val="Heading2"/>
       </w:pPr>
+      <w:bookmarkStart w:id="44" w:name="section_042"/>
       <w:r>
         <w:t>IT Administrator</w:t>
       </w:r>
+      <w:bookmarkEnd w:id="44"/>
     </w:p>
     <w:p>
       <w:pPr>
@@ -7823,9 +9407,11 @@
       <w:pPr>
         <w:pStyle w:val="Heading2"/>
       </w:pPr>
+      <w:bookmarkStart w:id="45" w:name="section_043"/>
       <w:r>
         <w:t>Security Reviewer</w:t>
       </w:r>
+      <w:bookmarkEnd w:id="45"/>
     </w:p>
     <w:p>
       <w:pPr>
@@ -7871,9 +9457,11 @@
       <w:pPr>
         <w:pStyle w:val="Heading2"/>
       </w:pPr>
+      <w:bookmarkStart w:id="46" w:name="section_044"/>
       <w:r>
         <w:t>Developer / Integration Partner</w:t>
       </w:r>
+      <w:bookmarkEnd w:id="46"/>
     </w:p>
     <w:p>
       <w:pPr>
@@ -7924,9 +9512,11 @@
       <w:pPr>
         <w:pStyle w:val="Heading1"/>
       </w:pPr>
+      <w:bookmarkStart w:id="47" w:name="section_045"/>
       <w:r>
         <w:t>7. Industry Applications</w:t>
       </w:r>
+      <w:bookmarkEnd w:id="47"/>
     </w:p>
     <w:p>
       <w:r>
@@ -9945,9 +11535,11 @@
       <w:pPr>
         <w:pStyle w:val="Heading1"/>
       </w:pPr>
+      <w:bookmarkStart w:id="48" w:name="section_046"/>
       <w:r>
         <w:t>8. Pricing and Packaging</w:t>
       </w:r>
+      <w:bookmarkEnd w:id="48"/>
     </w:p>
     <w:p>
       <w:r>
@@ -9967,9 +11559,11 @@
       <w:pPr>
         <w:pStyle w:val="Heading2"/>
       </w:pPr>
+      <w:bookmarkStart w:id="49" w:name="section_047"/>
       <w:r>
         <w:t>Tier Overview</w:t>
       </w:r>
+      <w:bookmarkEnd w:id="49"/>
     </w:p>
     <w:tbl>
       <w:tblPr>
@@ -10384,9 +11978,11 @@
       <w:pPr>
         <w:pStyle w:val="Heading2"/>
       </w:pPr>
+      <w:bookmarkStart w:id="50" w:name="section_048"/>
       <w:r>
         <w:t>Feature Comparison</w:t>
       </w:r>
+      <w:bookmarkEnd w:id="50"/>
     </w:p>
     <w:tbl>
       <w:tblPr>
@@ -13434,9 +15030,11 @@
       <w:pPr>
         <w:pStyle w:val="Heading1"/>
       </w:pPr>
+      <w:bookmarkStart w:id="51" w:name="section_049"/>
       <w:r>
         <w:t>9. Enterprise Technical Capabilities</w:t>
       </w:r>
+      <w:bookmarkEnd w:id="51"/>
     </w:p>
     <w:p>
       <w:r>
@@ -13447,9 +15045,11 @@
       <w:pPr>
         <w:pStyle w:val="Heading2"/>
       </w:pPr>
+      <w:bookmarkStart w:id="52" w:name="section_050"/>
       <w:r>
         <w:t>Multi-Tenant Architecture</w:t>
       </w:r>
+      <w:bookmarkEnd w:id="52"/>
     </w:p>
     <w:p>
       <w:r>
@@ -13492,9 +15092,11 @@
       <w:pPr>
         <w:pStyle w:val="Heading2"/>
       </w:pPr>
+      <w:bookmarkStart w:id="53" w:name="section_051"/>
       <w:r>
         <w:t>Data Storage</w:t>
       </w:r>
+      <w:bookmarkEnd w:id="53"/>
     </w:p>
     <w:tbl>
       <w:tblPr>
@@ -13745,9 +15347,11 @@
       <w:pPr>
         <w:pStyle w:val="Heading2"/>
       </w:pPr>
+      <w:bookmarkStart w:id="54" w:name="section_052"/>
       <w:r>
         <w:t>API Architecture</w:t>
       </w:r>
+      <w:bookmarkEnd w:id="54"/>
     </w:p>
     <w:p>
       <w:pPr>
@@ -13833,9 +15437,11 @@
       <w:pPr>
         <w:pStyle w:val="Heading2"/>
       </w:pPr>
+      <w:bookmarkStart w:id="55" w:name="section_053"/>
       <w:r>
         <w:t>Service Boundaries</w:t>
       </w:r>
+      <w:bookmarkEnd w:id="55"/>
     </w:p>
     <w:p>
       <w:r>
@@ -13961,9 +15567,11 @@
       <w:pPr>
         <w:pStyle w:val="Heading2"/>
       </w:pPr>
+      <w:bookmarkStart w:id="56" w:name="section_054"/>
       <w:r>
         <w:t>Build and Deployment Pipeline</w:t>
       </w:r>
+      <w:bookmarkEnd w:id="56"/>
     </w:p>
     <w:p>
       <w:pPr>
@@ -14009,9 +15617,11 @@
       <w:pPr>
         <w:pStyle w:val="Heading2"/>
       </w:pPr>
+      <w:bookmarkStart w:id="57" w:name="section_055"/>
       <w:r>
         <w:t>Technology Stack</w:t>
       </w:r>
+      <w:bookmarkEnd w:id="57"/>
     </w:p>
     <w:tbl>
       <w:tblPr>
@@ -14521,17 +16131,21 @@
       <w:pPr>
         <w:pStyle w:val="Heading1"/>
       </w:pPr>
+      <w:bookmarkStart w:id="58" w:name="section_056"/>
       <w:r>
         <w:t>10. Deployment Options</w:t>
       </w:r>
+      <w:bookmarkEnd w:id="58"/>
     </w:p>
     <w:p>
       <w:pPr>
         <w:pStyle w:val="Heading2"/>
       </w:pPr>
+      <w:bookmarkStart w:id="59" w:name="section_057"/>
       <w:r>
         <w:t>Current Production Architecture</w:t>
       </w:r>
+      <w:bookmarkEnd w:id="59"/>
     </w:p>
     <w:p>
       <w:r>
@@ -14824,9 +16438,11 @@
       <w:pPr>
         <w:pStyle w:val="Heading2"/>
       </w:pPr>
+      <w:bookmarkStart w:id="60" w:name="section_058"/>
       <w:r>
         <w:t>Subdomain Model</w:t>
       </w:r>
+      <w:bookmarkEnd w:id="60"/>
     </w:p>
     <w:p>
       <w:r>
@@ -15078,9 +16694,11 @@
       <w:pPr>
         <w:pStyle w:val="Heading2"/>
       </w:pPr>
+      <w:bookmarkStart w:id="61" w:name="section_059"/>
       <w:r>
         <w:t>Infrastructure Characteristics</w:t>
       </w:r>
+      <w:bookmarkEnd w:id="61"/>
     </w:p>
     <w:p>
       <w:pPr>
@@ -15134,9 +16752,11 @@
       <w:pPr>
         <w:pStyle w:val="Heading2"/>
       </w:pPr>
+      <w:bookmarkStart w:id="62" w:name="section_060"/>
       <w:r>
         <w:t>Containerized Deployment</w:t>
       </w:r>
+      <w:bookmarkEnd w:id="62"/>
     </w:p>
     <w:p>
       <w:r>
@@ -15179,9 +16799,11 @@
       <w:pPr>
         <w:pStyle w:val="Heading2"/>
       </w:pPr>
+      <w:bookmarkStart w:id="63" w:name="section_061"/>
       <w:r>
         <w:t>Environment Configuration</w:t>
       </w:r>
+      <w:bookmarkEnd w:id="63"/>
     </w:p>
     <w:p>
       <w:r>
@@ -15229,17 +16851,21 @@
       <w:pPr>
         <w:pStyle w:val="Heading1"/>
       </w:pPr>
+      <w:bookmarkStart w:id="64" w:name="section_062"/>
       <w:r>
         <w:t>11. Security and Governance</w:t>
       </w:r>
+      <w:bookmarkEnd w:id="64"/>
     </w:p>
     <w:p>
       <w:pPr>
         <w:pStyle w:val="Heading2"/>
       </w:pPr>
+      <w:bookmarkStart w:id="65" w:name="section_063"/>
       <w:r>
         <w:t>Authentication Framework</w:t>
       </w:r>
+      <w:bookmarkEnd w:id="65"/>
     </w:p>
     <w:tbl>
       <w:tblPr>
@@ -15781,9 +17407,11 @@
       <w:pPr>
         <w:pStyle w:val="Heading2"/>
       </w:pPr>
+      <w:bookmarkStart w:id="66" w:name="section_064"/>
       <w:r>
         <w:t>Authorization Model</w:t>
       </w:r>
+      <w:bookmarkEnd w:id="66"/>
     </w:p>
     <w:p>
       <w:r>
@@ -15834,9 +17462,11 @@
       <w:pPr>
         <w:pStyle w:val="Heading2"/>
       </w:pPr>
+      <w:bookmarkStart w:id="67" w:name="section_065"/>
       <w:r>
         <w:t>Tenant Data Isolation</w:t>
       </w:r>
+      <w:bookmarkEnd w:id="67"/>
     </w:p>
     <w:p>
       <w:pPr>
@@ -15874,9 +17504,11 @@
       <w:pPr>
         <w:pStyle w:val="Heading2"/>
       </w:pPr>
+      <w:bookmarkStart w:id="68" w:name="section_066"/>
       <w:r>
         <w:t>Security Middleware Stack</w:t>
       </w:r>
+      <w:bookmarkEnd w:id="68"/>
     </w:p>
     <w:tbl>
       <w:tblPr>
@@ -16251,9 +17883,11 @@
       <w:pPr>
         <w:pStyle w:val="Heading2"/>
       </w:pPr>
+      <w:bookmarkStart w:id="69" w:name="section_067"/>
       <w:r>
         <w:t>Audit and Compliance</w:t>
       </w:r>
+      <w:bookmarkEnd w:id="69"/>
     </w:p>
     <w:p>
       <w:pPr>
@@ -16307,9 +17941,11 @@
       <w:pPr>
         <w:pStyle w:val="Heading2"/>
       </w:pPr>
+      <w:bookmarkStart w:id="70" w:name="section_068"/>
       <w:r>
         <w:t>What ServicePro Does NOT Claim</w:t>
       </w:r>
+      <w:bookmarkEnd w:id="70"/>
     </w:p>
     <w:p>
       <w:r>
@@ -16378,25 +18014,31 @@
       <w:pPr>
         <w:pStyle w:val="Heading1"/>
       </w:pPr>
+      <w:bookmarkStart w:id="71" w:name="section_069"/>
       <w:r>
         <w:t>12. Implementation and Adoption</w:t>
       </w:r>
+      <w:bookmarkEnd w:id="71"/>
     </w:p>
     <w:p>
       <w:pPr>
         <w:pStyle w:val="Heading2"/>
       </w:pPr>
+      <w:bookmarkStart w:id="72" w:name="section_070"/>
       <w:r>
         <w:t>Implementation Phases</w:t>
       </w:r>
+      <w:bookmarkEnd w:id="72"/>
     </w:p>
     <w:p>
       <w:pPr>
         <w:pStyle w:val="Heading3"/>
       </w:pPr>
+      <w:bookmarkStart w:id="73" w:name="section_071"/>
       <w:r>
         <w:t>Phase 1: Discovery and Planning (Week 1–2)</w:t>
       </w:r>
+      <w:bookmarkEnd w:id="73"/>
     </w:p>
     <w:p>
       <w:pPr>
@@ -16442,9 +18084,11 @@
       <w:pPr>
         <w:pStyle w:val="Heading3"/>
       </w:pPr>
+      <w:bookmarkStart w:id="74" w:name="section_072"/>
       <w:r>
         <w:t>Phase 2: Configuration and Setup (Week 2–4)</w:t>
       </w:r>
+      <w:bookmarkEnd w:id="74"/>
     </w:p>
     <w:p>
       <w:pPr>
@@ -16498,9 +18142,11 @@
       <w:pPr>
         <w:pStyle w:val="Heading3"/>
       </w:pPr>
+      <w:bookmarkStart w:id="75" w:name="section_073"/>
       <w:r>
         <w:t>Phase 3: Data Migration (Week 3–5)</w:t>
       </w:r>
+      <w:bookmarkEnd w:id="75"/>
     </w:p>
     <w:p>
       <w:pPr>
@@ -16546,9 +18192,11 @@
       <w:pPr>
         <w:pStyle w:val="Heading3"/>
       </w:pPr>
+      <w:bookmarkStart w:id="76" w:name="section_074"/>
       <w:r>
         <w:t>Phase 4: Training and Validation (Week 4–6)</w:t>
       </w:r>
+      <w:bookmarkEnd w:id="76"/>
     </w:p>
     <w:p>
       <w:pPr>
@@ -16594,9 +18242,11 @@
       <w:pPr>
         <w:pStyle w:val="Heading3"/>
       </w:pPr>
+      <w:bookmarkStart w:id="77" w:name="section_075"/>
       <w:r>
         <w:t>Phase 5: Go-Live and Hypercare (Week 6–8)</w:t>
       </w:r>
+      <w:bookmarkEnd w:id="77"/>
     </w:p>
     <w:p>
       <w:pPr>
@@ -16642,9 +18292,11 @@
       <w:pPr>
         <w:pStyle w:val="Heading3"/>
       </w:pPr>
+      <w:bookmarkStart w:id="78" w:name="section_076"/>
       <w:r>
         <w:t>Phase 6: Optimization (Ongoing)</w:t>
       </w:r>
+      <w:bookmarkEnd w:id="78"/>
     </w:p>
     <w:p>
       <w:pPr>
@@ -16690,9 +18342,11 @@
       <w:pPr>
         <w:pStyle w:val="Heading2"/>
       </w:pPr>
+      <w:bookmarkStart w:id="79" w:name="section_077"/>
       <w:r>
         <w:t>Training Resources</w:t>
       </w:r>
+      <w:bookmarkEnd w:id="79"/>
     </w:p>
     <w:p>
       <w:r>
@@ -17817,9 +19471,11 @@
       <w:pPr>
         <w:pStyle w:val="Heading1"/>
       </w:pPr>
+      <w:bookmarkStart w:id="80" w:name="section_078"/>
       <w:r>
         <w:t>13. Business Outcomes</w:t>
       </w:r>
+      <w:bookmarkEnd w:id="80"/>
     </w:p>
     <w:p>
       <w:r>
@@ -17830,9 +19486,11 @@
       <w:pPr>
         <w:pStyle w:val="Heading2"/>
       </w:pPr>
+      <w:bookmarkStart w:id="81" w:name="section_079"/>
       <w:r>
         <w:t>Operational Efficiency</w:t>
       </w:r>
+      <w:bookmarkEnd w:id="81"/>
     </w:p>
     <w:p>
       <w:pPr>
@@ -17870,9 +19528,11 @@
       <w:pPr>
         <w:pStyle w:val="Heading2"/>
       </w:pPr>
+      <w:bookmarkStart w:id="82" w:name="section_080"/>
       <w:r>
         <w:t>Revenue Impact</w:t>
       </w:r>
+      <w:bookmarkEnd w:id="82"/>
     </w:p>
     <w:p>
       <w:pPr>
@@ -17910,9 +19570,11 @@
       <w:pPr>
         <w:pStyle w:val="Heading2"/>
       </w:pPr>
+      <w:bookmarkStart w:id="83" w:name="section_081"/>
       <w:r>
         <w:t>Customer Experience</w:t>
       </w:r>
+      <w:bookmarkEnd w:id="83"/>
     </w:p>
     <w:p>
       <w:pPr>
@@ -17950,9 +19612,11 @@
       <w:pPr>
         <w:pStyle w:val="Heading2"/>
       </w:pPr>
+      <w:bookmarkStart w:id="84" w:name="section_082"/>
       <w:r>
         <w:t>Team Productivity</w:t>
       </w:r>
+      <w:bookmarkEnd w:id="84"/>
     </w:p>
     <w:p>
       <w:pPr>
@@ -17995,9 +19659,11 @@
       <w:pPr>
         <w:pStyle w:val="Heading1"/>
       </w:pPr>
+      <w:bookmarkStart w:id="85" w:name="section_083"/>
       <w:r>
         <w:t>14. Competitive Differentiators</w:t>
       </w:r>
+      <w:bookmarkEnd w:id="85"/>
     </w:p>
     <w:p>
       <w:r>
@@ -18008,9 +19674,11 @@
       <w:pPr>
         <w:pStyle w:val="Heading2"/>
       </w:pPr>
+      <w:bookmarkStart w:id="86" w:name="section_084"/>
       <w:r>
         <w:t>Unified Data Model</w:t>
       </w:r>
+      <w:bookmarkEnd w:id="86"/>
     </w:p>
     <w:p>
       <w:r>
@@ -18021,9 +19689,11 @@
       <w:pPr>
         <w:pStyle w:val="Heading2"/>
       </w:pPr>
+      <w:bookmarkStart w:id="87" w:name="section_085"/>
       <w:r>
         <w:t>Multi-Tenant from Day One</w:t>
       </w:r>
+      <w:bookmarkEnd w:id="87"/>
     </w:p>
     <w:p>
       <w:r>
@@ -18034,9 +19704,11 @@
       <w:pPr>
         <w:pStyle w:val="Heading2"/>
       </w:pPr>
+      <w:bookmarkStart w:id="88" w:name="section_086"/>
       <w:r>
         <w:t>Trade-Specific Configuration via Marketplace</w:t>
       </w:r>
+      <w:bookmarkEnd w:id="88"/>
     </w:p>
     <w:p>
       <w:r>
@@ -18047,9 +19719,11 @@
       <w:pPr>
         <w:pStyle w:val="Heading2"/>
       </w:pPr>
+      <w:bookmarkStart w:id="89" w:name="section_087"/>
       <w:r>
         <w:t>Customer Portal as First-Class Application</w:t>
       </w:r>
+      <w:bookmarkEnd w:id="89"/>
     </w:p>
     <w:p>
       <w:r>
@@ -18060,9 +19734,11 @@
       <w:pPr>
         <w:pStyle w:val="Heading2"/>
       </w:pPr>
+      <w:bookmarkStart w:id="90" w:name="section_088"/>
       <w:r>
         <w:t>Full-Stack Ownership</w:t>
       </w:r>
+      <w:bookmarkEnd w:id="90"/>
     </w:p>
     <w:p>
       <w:r>
@@ -18073,9 +19749,11 @@
       <w:pPr>
         <w:pStyle w:val="Heading2"/>
       </w:pPr>
+      <w:bookmarkStart w:id="91" w:name="section_089"/>
       <w:r>
         <w:t>API-First Architecture</w:t>
       </w:r>
+      <w:bookmarkEnd w:id="91"/>
     </w:p>
     <w:p>
       <w:r>
@@ -18086,9 +19764,11 @@
       <w:pPr>
         <w:pStyle w:val="Heading2"/>
       </w:pPr>
+      <w:bookmarkStart w:id="92" w:name="section_090"/>
       <w:r>
         <w:t>Progressive Complexity</w:t>
       </w:r>
+      <w:bookmarkEnd w:id="92"/>
     </w:p>
     <w:p>
       <w:r>
@@ -18099,9 +19779,11 @@
       <w:pPr>
         <w:pStyle w:val="Heading2"/>
       </w:pPr>
+      <w:bookmarkStart w:id="93" w:name="section_091"/>
       <w:r>
         <w:t>Security as Architecture (Not Afterthought)</w:t>
       </w:r>
+      <w:bookmarkEnd w:id="93"/>
     </w:p>
     <w:p>
       <w:r>
@@ -18117,9 +19799,11 @@
       <w:pPr>
         <w:pStyle w:val="Heading1"/>
       </w:pPr>
+      <w:bookmarkStart w:id="94" w:name="section_092"/>
       <w:r>
         <w:t>15. Buyer Evaluation Checklist</w:t>
       </w:r>
+      <w:bookmarkEnd w:id="94"/>
     </w:p>
     <w:p>
       <w:r>
@@ -18130,9 +19814,11 @@
       <w:pPr>
         <w:pStyle w:val="Heading2"/>
       </w:pPr>
+      <w:bookmarkStart w:id="95" w:name="section_093"/>
       <w:r>
         <w:t>Business Fit</w:t>
       </w:r>
+      <w:bookmarkEnd w:id="95"/>
     </w:p>
     <w:p>
       <w:pPr>
@@ -18170,9 +19856,11 @@
       <w:pPr>
         <w:pStyle w:val="Heading2"/>
       </w:pPr>
+      <w:bookmarkStart w:id="96" w:name="section_094"/>
       <w:r>
         <w:t>Workflow Requirements</w:t>
       </w:r>
+      <w:bookmarkEnd w:id="96"/>
     </w:p>
     <w:p>
       <w:pPr>
@@ -18218,9 +19906,11 @@
       <w:pPr>
         <w:pStyle w:val="Heading2"/>
       </w:pPr>
+      <w:bookmarkStart w:id="97" w:name="section_095"/>
       <w:r>
         <w:t>User Roles and Access</w:t>
       </w:r>
+      <w:bookmarkEnd w:id="97"/>
     </w:p>
     <w:p>
       <w:pPr>
@@ -18258,9 +19948,11 @@
       <w:pPr>
         <w:pStyle w:val="Heading2"/>
       </w:pPr>
+      <w:bookmarkStart w:id="98" w:name="section_096"/>
       <w:r>
         <w:t>Technical and Security</w:t>
       </w:r>
+      <w:bookmarkEnd w:id="98"/>
     </w:p>
     <w:p>
       <w:pPr>
@@ -18314,9 +20006,11 @@
       <w:pPr>
         <w:pStyle w:val="Heading2"/>
       </w:pPr>
+      <w:bookmarkStart w:id="99" w:name="section_097"/>
       <w:r>
         <w:t>Data and Integration</w:t>
       </w:r>
+      <w:bookmarkEnd w:id="99"/>
     </w:p>
     <w:p>
       <w:pPr>
@@ -18354,9 +20048,11 @@
       <w:pPr>
         <w:pStyle w:val="Heading2"/>
       </w:pPr>
+      <w:bookmarkStart w:id="100" w:name="section_098"/>
       <w:r>
         <w:t>Compliance and Governance</w:t>
       </w:r>
+      <w:bookmarkEnd w:id="100"/>
     </w:p>
     <w:p>
       <w:pPr>
@@ -18394,9 +20090,11 @@
       <w:pPr>
         <w:pStyle w:val="Heading2"/>
       </w:pPr>
+      <w:bookmarkStart w:id="101" w:name="section_099"/>
       <w:r>
         <w:t>Growth and Scale</w:t>
       </w:r>
+      <w:bookmarkEnd w:id="101"/>
     </w:p>
     <w:p>
       <w:pPr>
@@ -18439,9 +20137,11 @@
       <w:pPr>
         <w:pStyle w:val="Heading1"/>
       </w:pPr>
+      <w:bookmarkStart w:id="102" w:name="section_100"/>
       <w:r>
         <w:t>16. FAQ</w:t>
       </w:r>
+      <w:bookmarkEnd w:id="102"/>
     </w:p>
     <w:p>
       <w:r>
@@ -18716,17 +20416,21 @@
       <w:pPr>
         <w:pStyle w:val="Heading1"/>
       </w:pPr>
+      <w:bookmarkStart w:id="103" w:name="section_101"/>
       <w:r>
         <w:t>17. Next Steps and Call to Action</w:t>
       </w:r>
+      <w:bookmarkEnd w:id="103"/>
     </w:p>
     <w:p>
       <w:pPr>
         <w:pStyle w:val="Heading2"/>
       </w:pPr>
+      <w:bookmarkStart w:id="104" w:name="section_102"/>
       <w:r>
         <w:t>Ready to Evaluate?</w:t>
       </w:r>
+      <w:bookmarkEnd w:id="104"/>
     </w:p>
     <w:p>
       <w:pPr>
@@ -18828,9 +20532,11 @@
       <w:pPr>
         <w:pStyle w:val="Heading2"/>
       </w:pPr>
+      <w:bookmarkStart w:id="105" w:name="section_103"/>
       <w:r>
         <w:t>For Partners</w:t>
       </w:r>
+      <w:bookmarkEnd w:id="105"/>
     </w:p>
     <w:p>
       <w:pPr>
@@ -18884,9 +20590,11 @@
       <w:pPr>
         <w:pStyle w:val="Heading2"/>
       </w:pPr>
+      <w:bookmarkStart w:id="106" w:name="section_104"/>
       <w:r>
         <w:t>For Investors</w:t>
       </w:r>
+      <w:bookmarkEnd w:id="106"/>
     </w:p>
     <w:p>
       <w:pPr>
@@ -18913,9 +20621,11 @@
       <w:pPr>
         <w:pStyle w:val="Heading1"/>
       </w:pPr>
+      <w:bookmarkStart w:id="107" w:name="section_105"/>
       <w:r>
         <w:t>18. Glossary</w:t>
       </w:r>
+      <w:bookmarkEnd w:id="107"/>
     </w:p>
     <w:tbl>
       <w:tblPr>
